--- a/Pregrado/Investigacion en ciencia y tecnologia/Clases/Recursos/ACAs/Coevaluacion individual (1,6%) - instructivo.docx
+++ b/Pregrado/Investigacion en ciencia y tecnologia/Clases/Recursos/ACAs/Coevaluacion individual (1,6%) - instructivo.docx
@@ -2566,7 +2566,7 @@
                 <w:color w:val="2B2B2B"/>
                 <w:sz w:val="20"/>
               </w:rPr>
-              <w:t>17/09/2026</w:t>
+              <w:t>12/09/2026</w:t>
             </w:r>
           </w:p>
         </w:tc>
@@ -2835,7 +2835,7 @@
           <w:color w:val="2B2B2B"/>
           <w:sz w:val="22"/>
         </w:rPr>
-        <w:t xml:space="preserve">Van al final del periodo, después de la recepción de trabajos y antes del cierre de notas. La </w:t>
+        <w:t xml:space="preserve">Van al final del periodo, después de la recepción de trabajos y antes del cierre de notas. Se abren y se diligencian en la </w:t>
       </w:r>
       <w:r>
         <w:rPr>
@@ -2853,7 +2853,7 @@
           <w:color w:val="2B2B2B"/>
           <w:sz w:val="22"/>
         </w:rPr>
-        <w:t xml:space="preserve"> es la última sesión sincrónica del curso.</w:t>
+        <w:t xml:space="preserve"> (17/09/2026 · Socialización del artículo y cierre del curso), la última sesión sincrónica del curso.</w:t>
       </w:r>
     </w:p>
     <w:p>
